--- a/ind/docx/22.content.docx
+++ b/ind/docx/22.content.docx
@@ -19,7 +19,7 @@
         <w:rPr>
           <w:lang w:val="id_ID" w:bidi="id_ID"/>
         </w:rPr>
-        <w:t>Resource: Catatan Studi - Pengantar Buku (Tyndale)</w:t>
+        <w:t>Resource: Tyndale Open Study Notes</w:t>
       </w:r>
       <w:r>
         <w:rPr>
@@ -112,7 +112,7 @@
         <w:rPr>
           <w:lang w:val="id_ID" w:bidi="id_ID"/>
         </w:rPr>
-        <w:t>Catatan Studi - Pengantar Buku (Tyndale)</w:t>
+        <w:t>Tyndale Open Study Notes</w:t>
       </w:r>
     </w:p>
     <w:p>

--- a/ind/docx/22.content.docx
+++ b/ind/docx/22.content.docx
@@ -19,7 +19,7 @@
         <w:rPr>
           <w:lang w:val="id_ID" w:bidi="id_ID"/>
         </w:rPr>
-        <w:t>Resource: Tyndale Open Study Notes</w:t>
+        <w:t>Resource: Aquifer Open Study Notes (Book Intros)</w:t>
       </w:r>
       <w:r>
         <w:rPr>
@@ -112,7 +112,7 @@
         <w:rPr>
           <w:lang w:val="id_ID" w:bidi="id_ID"/>
         </w:rPr>
-        <w:t>Tyndale Open Study Notes</w:t>
+        <w:t>Aquifer Open Study Notes (Book Intros)</w:t>
       </w:r>
     </w:p>
     <w:p>

--- a/ind/docx/22.content.docx
+++ b/ind/docx/22.content.docx
@@ -284,18 +284,12 @@
         </w:rPr>
         <w:t xml:space="preserve">" di bawah; lihat juga </w:t>
       </w:r>
-      <w:hyperlink r:id="rId13">
-        <w:r>
-          <w:rPr>
-            <w:lang w:val="id_ID" w:bidi="id_ID"/>
-          </w:rPr>
-          <w:rPr>
-            <w:color w:val="0000EE"/>
-            <w:u w:val="single"/>
-          </w:rPr>
-          <w:t>1:1</w:t>
-        </w:r>
-      </w:hyperlink>
+      <w:r>
+        <w:rPr>
+          <w:lang w:val="id_ID" w:bidi="id_ID"/>
+        </w:rPr>
+        <w:t>1:1</w:t>
+      </w:r>
       <w:r>
         <w:rPr>
           <w:lang w:val="id_ID" w:bidi="id_ID"/>
@@ -355,72 +349,48 @@
         </w:rPr>
         <w:t>Masalah lain dengan menerima Salomo sebagai satu-satunya penulis adalah karena dia bukanlah contoh yang baik dari kasih ilahi—justru cintanya kepada banyak wanita asing yang menjauhkannya dari Tuhan (</w:t>
       </w:r>
-      <w:hyperlink r:id="rId14">
-        <w:r>
-          <w:rPr>
-            <w:lang w:val="id_ID" w:bidi="id_ID"/>
-          </w:rPr>
-          <w:rPr>
-            <w:color w:val="0000EE"/>
-            <w:u w:val="single"/>
-          </w:rPr>
-          <w:t>1 Rj 11:1–13</w:t>
-        </w:r>
-      </w:hyperlink>
+      <w:r>
+        <w:rPr>
+          <w:lang w:val="id_ID" w:bidi="id_ID"/>
+        </w:rPr>
+        <w:t>1 Rj 11:1–13</w:t>
+      </w:r>
       <w:r>
         <w:rPr>
           <w:lang w:val="id_ID" w:bidi="id_ID"/>
         </w:rPr>
         <w:t xml:space="preserve">). Faktanya, satu-satunya referensi positif tentang Salomo dalam Kidung Agung terdapat pada </w:t>
       </w:r>
-      <w:hyperlink r:id="rId15">
-        <w:r>
-          <w:rPr>
-            <w:lang w:val="id_ID" w:bidi="id_ID"/>
-          </w:rPr>
-          <w:rPr>
-            <w:color w:val="0000EE"/>
-            <w:u w:val="single"/>
-          </w:rPr>
-          <w:t>Kidung Agung 3:6–11</w:t>
-        </w:r>
-      </w:hyperlink>
+      <w:r>
+        <w:rPr>
+          <w:lang w:val="id_ID" w:bidi="id_ID"/>
+        </w:rPr>
+        <w:t>Kidung Agung 3:6–11</w:t>
+      </w:r>
       <w:r>
         <w:rPr>
           <w:lang w:val="id_ID" w:bidi="id_ID"/>
         </w:rPr>
         <w:t xml:space="preserve">, sementara itu, </w:t>
       </w:r>
-      <w:hyperlink r:id="rId16">
-        <w:r>
-          <w:rPr>
-            <w:lang w:val="id_ID" w:bidi="id_ID"/>
-          </w:rPr>
-          <w:rPr>
-            <w:color w:val="0000EE"/>
-            <w:u w:val="single"/>
-          </w:rPr>
-          <w:t>8:11–12</w:t>
-        </w:r>
-      </w:hyperlink>
+      <w:r>
+        <w:rPr>
+          <w:lang w:val="id_ID" w:bidi="id_ID"/>
+        </w:rPr>
+        <w:t>8:11–12</w:t>
+      </w:r>
       <w:r>
         <w:rPr>
           <w:lang w:val="id_ID" w:bidi="id_ID"/>
         </w:rPr>
         <w:t xml:space="preserve"> menggambarkannya secara negatif dan </w:t>
       </w:r>
-      <w:hyperlink r:id="rId17">
-        <w:r>
-          <w:rPr>
-            <w:lang w:val="id_ID" w:bidi="id_ID"/>
-          </w:rPr>
-          <w:rPr>
-            <w:color w:val="0000EE"/>
-            <w:u w:val="single"/>
-          </w:rPr>
-          <w:t>1:5</w:t>
-        </w:r>
-      </w:hyperlink>
+      <w:r>
+        <w:rPr>
+          <w:lang w:val="id_ID" w:bidi="id_ID"/>
+        </w:rPr>
+        <w:t>1:5</w:t>
+      </w:r>
       <w:r>
         <w:rPr>
           <w:lang w:val="id_ID" w:bidi="id_ID"/>
@@ -578,90 +548,60 @@
         </w:rPr>
         <w:t>Jika terdapat wanita yang istimewa dalam kehidupan Salomo, Kitab Suci menunjukkan bahwa wanita itu adalah putri Firaun, yang dinikahinya di usia muda (</w:t>
       </w:r>
-      <w:hyperlink r:id="rId18">
-        <w:r>
-          <w:rPr>
-            <w:lang w:val="id_ID" w:bidi="id_ID"/>
-          </w:rPr>
-          <w:rPr>
-            <w:color w:val="0000EE"/>
-            <w:u w:val="single"/>
-          </w:rPr>
-          <w:t>1 Rj. 3:1</w:t>
-        </w:r>
-      </w:hyperlink>
+      <w:r>
+        <w:rPr>
+          <w:lang w:val="id_ID" w:bidi="id_ID"/>
+        </w:rPr>
+        <w:t>1 Rj. 3:1</w:t>
+      </w:r>
       <w:r>
         <w:rPr>
           <w:lang w:val="id_ID" w:bidi="id_ID"/>
         </w:rPr>
         <w:t xml:space="preserve">; </w:t>
       </w:r>
-      <w:hyperlink r:id="rId19">
-        <w:r>
-          <w:rPr>
-            <w:lang w:val="id_ID" w:bidi="id_ID"/>
-          </w:rPr>
-          <w:rPr>
-            <w:color w:val="0000EE"/>
-            <w:u w:val="single"/>
-          </w:rPr>
-          <w:t>7:8</w:t>
-        </w:r>
-      </w:hyperlink>
+      <w:r>
+        <w:rPr>
+          <w:lang w:val="id_ID" w:bidi="id_ID"/>
+        </w:rPr>
+        <w:t>7:8</w:t>
+      </w:r>
       <w:r>
         <w:rPr>
           <w:lang w:val="id_ID" w:bidi="id_ID"/>
         </w:rPr>
         <w:t xml:space="preserve">; </w:t>
       </w:r>
-      <w:hyperlink r:id="rId20">
-        <w:r>
-          <w:rPr>
-            <w:lang w:val="id_ID" w:bidi="id_ID"/>
-          </w:rPr>
-          <w:rPr>
-            <w:color w:val="0000EE"/>
-            <w:u w:val="single"/>
-          </w:rPr>
-          <w:t>9:24</w:t>
-        </w:r>
-      </w:hyperlink>
+      <w:r>
+        <w:rPr>
+          <w:lang w:val="id_ID" w:bidi="id_ID"/>
+        </w:rPr>
+        <w:t>9:24</w:t>
+      </w:r>
       <w:r>
         <w:rPr>
           <w:lang w:val="id_ID" w:bidi="id_ID"/>
         </w:rPr>
         <w:t xml:space="preserve">; </w:t>
       </w:r>
-      <w:hyperlink r:id="rId21">
-        <w:r>
-          <w:rPr>
-            <w:lang w:val="id_ID" w:bidi="id_ID"/>
-          </w:rPr>
-          <w:rPr>
-            <w:color w:val="0000EE"/>
-            <w:u w:val="single"/>
-          </w:rPr>
-          <w:t>11:1</w:t>
-        </w:r>
-      </w:hyperlink>
+      <w:r>
+        <w:rPr>
+          <w:lang w:val="id_ID" w:bidi="id_ID"/>
+        </w:rPr>
+        <w:t>11:1</w:t>
+      </w:r>
       <w:r>
         <w:rPr>
           <w:lang w:val="id_ID" w:bidi="id_ID"/>
         </w:rPr>
         <w:t xml:space="preserve">), bukan wanita pekerja dari kawanan dan kebun anggur raja yang dilukiskan dalam Kidung Agung. Lebih lanjut, kidung tentang cinta sejati ini menjadi kurang bisa dipercaya jika sang wanita hanyalah satu dari sekian banyak wanita milik Salomo yang disebutkan dalam </w:t>
       </w:r>
-      <w:hyperlink r:id="rId22">
-        <w:r>
-          <w:rPr>
-            <w:lang w:val="id_ID" w:bidi="id_ID"/>
-          </w:rPr>
-          <w:rPr>
-            <w:color w:val="0000EE"/>
-            <w:u w:val="single"/>
-          </w:rPr>
-          <w:t>Kidung Agung 6:8</w:t>
-        </w:r>
-      </w:hyperlink>
+      <w:r>
+        <w:rPr>
+          <w:lang w:val="id_ID" w:bidi="id_ID"/>
+        </w:rPr>
+        <w:t>Kidung Agung 6:8</w:t>
+      </w:r>
       <w:r>
         <w:rPr>
           <w:lang w:val="id_ID" w:bidi="id_ID"/>
@@ -682,90 +622,60 @@
         </w:rPr>
         <w:t>Kidung Agung sebagai Drama Tiga Tokoh. Memperhatikan kesulitan-kesulitan dalam alur cerita dua tokoh, beberapa ahli baru-baru ini yakin bahwa Kidung Agung sebenarnya menggambarkan drama tiga tokoh. Ini akan menunjukkan alur yang lebih rumit: Wanita itu sebenarnya mencintai seorang gembala, bukan raja, tetapi sayangnya dia menemukan dirinya di harem Salomo sebagai selir, mungkin karena dia tidak dapat membayar hutang sebesar seribu keping perak, yang dia miliki sebagai pengurus kebun anggur raja (</w:t>
       </w:r>
-      <w:hyperlink r:id="rId16">
-        <w:r>
-          <w:rPr>
-            <w:lang w:val="id_ID" w:bidi="id_ID"/>
-          </w:rPr>
-          <w:rPr>
-            <w:color w:val="0000EE"/>
-            <w:u w:val="single"/>
-          </w:rPr>
-          <w:t>8:11–12</w:t>
-        </w:r>
-      </w:hyperlink>
+      <w:r>
+        <w:rPr>
+          <w:lang w:val="id_ID" w:bidi="id_ID"/>
+        </w:rPr>
+        <w:t>8:11–12</w:t>
+      </w:r>
       <w:r>
         <w:rPr>
           <w:lang w:val="id_ID" w:bidi="id_ID"/>
         </w:rPr>
         <w:t>). Dia tidak dapat membayar karena saudara-saudaranya yang marah memaksanya untuk mengurus kebun anggur selain miliknya (</w:t>
       </w:r>
-      <w:hyperlink r:id="rId23">
-        <w:r>
-          <w:rPr>
-            <w:lang w:val="id_ID" w:bidi="id_ID"/>
-          </w:rPr>
-          <w:rPr>
-            <w:color w:val="0000EE"/>
-            <w:u w:val="single"/>
-          </w:rPr>
-          <w:t>1:6</w:t>
-        </w:r>
-      </w:hyperlink>
+      <w:r>
+        <w:rPr>
+          <w:lang w:val="id_ID" w:bidi="id_ID"/>
+        </w:rPr>
+        <w:t>1:6</w:t>
+      </w:r>
       <w:r>
         <w:rPr>
           <w:lang w:val="id_ID" w:bidi="id_ID"/>
         </w:rPr>
         <w:t>). Jadi meskipun dia berada di istana kota yang sangat dekat dan berpotensi mesra dengan raja (</w:t>
       </w:r>
-      <w:hyperlink r:id="rId24">
-        <w:r>
-          <w:rPr>
-            <w:lang w:val="id_ID" w:bidi="id_ID"/>
-          </w:rPr>
-          <w:rPr>
-            <w:color w:val="0000EE"/>
-            <w:u w:val="single"/>
-          </w:rPr>
-          <w:t>1:12</w:t>
-        </w:r>
-      </w:hyperlink>
+      <w:r>
+        <w:rPr>
+          <w:lang w:val="id_ID" w:bidi="id_ID"/>
+        </w:rPr>
+        <w:t>1:12</w:t>
+      </w:r>
       <w:r>
         <w:rPr>
           <w:lang w:val="id_ID" w:bidi="id_ID"/>
         </w:rPr>
         <w:t>), pikirannya yang penuh gairah tertuju pada cintanya kepada seorang gembala biasa di pedesaan (</w:t>
       </w:r>
-      <w:hyperlink r:id="rId25">
-        <w:r>
-          <w:rPr>
-            <w:lang w:val="id_ID" w:bidi="id_ID"/>
-          </w:rPr>
-          <w:rPr>
-            <w:color w:val="0000EE"/>
-            <w:u w:val="single"/>
-          </w:rPr>
-          <w:t>1:7</w:t>
-        </w:r>
-      </w:hyperlink>
+      <w:r>
+        <w:rPr>
+          <w:lang w:val="id_ID" w:bidi="id_ID"/>
+        </w:rPr>
+        <w:t>1:7</w:t>
+      </w:r>
       <w:r>
         <w:rPr>
           <w:lang w:val="id_ID" w:bidi="id_ID"/>
         </w:rPr>
         <w:t>). Kasih sayang yang membara ini mendorongnya untuk kabur bersama kekasih sejatinya ke pedesaan, di mana mereka menyatakan cinta abadi mereka melalui ikatan pernikahan. Dalam Kidung Agung, diceritakan perpisahan pasangan sebanyak tiga kali. Penderitaan keterpisahan mereka sama kuatnya dengan kegembiraan mereka ketika bersama. Setelah wanita itu melarikan diri dan tinggal bersama suami gembala-nya, dia bisa mempekerjakan orang untuk memanen tanamannya dan melunasi hutangnya kepada Salomo. Kini dia dan kekasihnya selamanya bebas untuk terus hidup dan mencintai bersama di pedesaan (</w:t>
       </w:r>
-      <w:hyperlink r:id="rId26">
-        <w:r>
-          <w:rPr>
-            <w:lang w:val="id_ID" w:bidi="id_ID"/>
-          </w:rPr>
-          <w:rPr>
-            <w:color w:val="0000EE"/>
-            <w:u w:val="single"/>
-          </w:rPr>
-          <w:t>8:12–14</w:t>
-        </w:r>
-      </w:hyperlink>
+      <w:r>
+        <w:rPr>
+          <w:lang w:val="id_ID" w:bidi="id_ID"/>
+        </w:rPr>
+        <w:t>8:12–14</w:t>
+      </w:r>
       <w:r>
         <w:rPr>
           <w:lang w:val="id_ID" w:bidi="id_ID"/>
@@ -853,18 +763,12 @@
         </w:rPr>
         <w:t xml:space="preserve">Pria dan wanita dalam Kidung Agung saling berbicara dengan kata-kata paling romantis, menggambarkan kerinduan sensual dan mengisyaratkan hubungan fisik yang intim. Namun, mereka tidak pernah secara eksplisit digambarkan sebagai pasangan suami istri, yang membuat sebagian pembaca berpendapat bahwa Kidung Agung adalah contoh kisah cinta yang tidak berujung pada pernikahan dalam Alkitab. Penafsiran seperti itu mengabaikan kiasan yang jelas tentang hubungan pernikahan sejati antara pria dan wanita. Bahasa yang digunakan dalam beberapa bagian dengan jelas menunjukkan bahwa pasangan tersebut telah menikah. Contohnya, pria itu sesekali menyebut wanita itu sebagai “pengantinnya” (mis., </w:t>
       </w:r>
-      <w:hyperlink r:id="rId27">
-        <w:r>
-          <w:rPr>
-            <w:lang w:val="id_ID" w:bidi="id_ID"/>
-          </w:rPr>
-          <w:rPr>
-            <w:color w:val="0000EE"/>
-            <w:u w:val="single"/>
-          </w:rPr>
-          <w:t>4:8–12</w:t>
-        </w:r>
-      </w:hyperlink>
+      <w:r>
+        <w:rPr>
+          <w:lang w:val="id_ID" w:bidi="id_ID"/>
+        </w:rPr>
+        <w:t>4:8–12</w:t>
+      </w:r>
       <w:r>
         <w:rPr>
           <w:lang w:val="id_ID" w:bidi="id_ID"/>
@@ -885,54 +789,36 @@
         </w:rPr>
         <w:t xml:space="preserve">Lebih penting lagi, menganggap pasangan ini tidak menikah meskipun berhubungan seksual tidak mempertimbangkan konteks Kidung Agung. Dalam konteks Israel kuno, pada dasarnya tidak dapat dibayangkan bahwa pasangan ini tidak menikah ketika terlibat dalam hubungan yang begitu intim. Sebuah studi tentang sejarah Perjanjian Lama (lihat Kej. </w:t>
       </w:r>
-      <w:hyperlink r:id="rId28">
-        <w:r>
-          <w:rPr>
-            <w:lang w:val="id_ID" w:bidi="id_ID"/>
-          </w:rPr>
-          <w:rPr>
-            <w:color w:val="0000EE"/>
-            <w:u w:val="single"/>
-          </w:rPr>
-          <w:t>39</w:t>
-        </w:r>
-      </w:hyperlink>
+      <w:r>
+        <w:rPr>
+          <w:lang w:val="id_ID" w:bidi="id_ID"/>
+        </w:rPr>
+        <w:t>39</w:t>
+      </w:r>
       <w:r>
         <w:rPr>
           <w:lang w:val="id_ID" w:bidi="id_ID"/>
         </w:rPr>
         <w:t xml:space="preserve">), hukum (lihat </w:t>
       </w:r>
-      <w:hyperlink r:id="rId29">
-        <w:r>
-          <w:rPr>
-            <w:lang w:val="id_ID" w:bidi="id_ID"/>
-          </w:rPr>
-          <w:rPr>
-            <w:color w:val="0000EE"/>
-            <w:u w:val="single"/>
-          </w:rPr>
-          <w:t>Kel. 20:14</w:t>
-        </w:r>
-      </w:hyperlink>
+      <w:r>
+        <w:rPr>
+          <w:lang w:val="id_ID" w:bidi="id_ID"/>
+        </w:rPr>
+        <w:t>Kel. 20:14</w:t>
+      </w:r>
       <w:r>
         <w:rPr>
           <w:lang w:val="id_ID" w:bidi="id_ID"/>
         </w:rPr>
         <w:t xml:space="preserve">), dan kitab hikmat (lihat Ams. </w:t>
       </w:r>
-      <w:hyperlink r:id="rId30">
-        <w:r>
-          <w:rPr>
-            <w:lang w:val="id_ID" w:bidi="id_ID"/>
-          </w:rPr>
-          <w:rPr>
-            <w:color w:val="0000EE"/>
-            <w:u w:val="single"/>
-          </w:rPr>
-          <w:t>5–7</w:t>
-        </w:r>
-      </w:hyperlink>
+      <w:r>
+        <w:rPr>
+          <w:lang w:val="id_ID" w:bidi="id_ID"/>
+        </w:rPr>
+        <w:t>5–7</w:t>
+      </w:r>
       <w:r>
         <w:rPr>
           <w:lang w:val="id_ID" w:bidi="id_ID"/>
